--- a/ДП/Титульник.docx
+++ b/ДП/Титульник.docx
@@ -638,19 +638,12 @@
         <w:tabs>
           <w:tab w:val="center" w:pos="4820"/>
         </w:tabs>
-        <w:jc w:val="both"/>
+        <w:jc w:val="center"/>
         <w:rPr>
           <w:sz w:val="22"/>
           <w:szCs w:val="22"/>
         </w:rPr>
       </w:pPr>
-      <w:r>
-        <w:rPr>
-          <w:sz w:val="22"/>
-          <w:szCs w:val="22"/>
-        </w:rPr>
-        <w:tab/>
-      </w:r>
       <w:r>
         <w:rPr>
           <w:sz w:val="22"/>
@@ -2201,6 +2194,12 @@
           <w:sz w:val="28"/>
           <w:szCs w:val="28"/>
         </w:rPr>
+        <w:sectPr>
+          <w:pgSz w:w="11906" w:h="16838"/>
+          <w:pgMar w:top="1134" w:right="850" w:bottom="1134" w:left="1701" w:header="708" w:footer="708" w:gutter="0"/>
+          <w:cols w:space="708"/>
+          <w:docGrid w:linePitch="360"/>
+        </w:sectPr>
       </w:pPr>
       <w:r>
         <w:rPr>
@@ -2265,6 +2264,9 @@
     <w:p>
       <w:pPr>
         <w:widowControl w:val="0"/>
+        <w:tabs>
+          <w:tab w:val="left" w:pos="426"/>
+        </w:tabs>
         <w:jc w:val="both"/>
         <w:rPr>
           <w:sz w:val="26"/>
@@ -2286,7 +2288,7 @@
           <w:szCs w:val="26"/>
           <w:u w:val="single"/>
         </w:rPr>
-        <w:tab/>
+        <w:t>06.06.2026</w:t>
       </w:r>
       <w:r>
         <w:rPr>
@@ -2765,6 +2767,9 @@
     <w:p>
       <w:pPr>
         <w:widowControl w:val="0"/>
+        <w:tabs>
+          <w:tab w:val="right" w:pos="7088"/>
+        </w:tabs>
         <w:jc w:val="both"/>
         <w:rPr>
           <w:sz w:val="26"/>
@@ -2777,7 +2782,14 @@
           <w:sz w:val="26"/>
           <w:szCs w:val="26"/>
         </w:rPr>
-        <w:t xml:space="preserve">Проверил: </w:t>
+        <w:t>Проверил</w:t>
+      </w:r>
+      <w:r>
+        <w:rPr>
+          <w:sz w:val="26"/>
+          <w:szCs w:val="26"/>
+        </w:rPr>
+        <w:t xml:space="preserve"> </w:t>
       </w:r>
       <w:r>
         <w:rPr>
@@ -2785,7 +2797,7 @@
           <w:szCs w:val="26"/>
           <w:u w:val="single"/>
         </w:rPr>
-        <w:t xml:space="preserve">                                                                                         </w:t>
+        <w:t xml:space="preserve">      Маломан Юлия Сергеевна</w:t>
       </w:r>
       <w:r>
         <w:rPr>
@@ -2842,6 +2854,9 @@
     <w:p>
       <w:pPr>
         <w:widowControl w:val="0"/>
+        <w:tabs>
+          <w:tab w:val="left" w:pos="426"/>
+        </w:tabs>
         <w:jc w:val="both"/>
         <w:rPr>
           <w:sz w:val="26"/>
@@ -2856,14 +2871,7 @@
           <w:u w:val="single"/>
         </w:rPr>
         <w:tab/>
-      </w:r>
-      <w:r>
-        <w:rPr>
-          <w:sz w:val="26"/>
-          <w:szCs w:val="26"/>
-          <w:u w:val="single"/>
-        </w:rPr>
-        <w:tab/>
+        <w:t>06.06.2026</w:t>
       </w:r>
       <w:r>
         <w:rPr>
@@ -3029,7 +3037,7 @@
     </w:p>
     <w:sectPr>
       <w:pgSz w:w="11906" w:h="16838"/>
-      <w:pgMar w:top="1134" w:right="850" w:bottom="1134" w:left="1701" w:header="708" w:footer="708" w:gutter="0"/>
+      <w:pgMar w:top="1134" w:right="1700" w:bottom="1134" w:left="851" w:header="708" w:footer="708" w:gutter="0"/>
       <w:cols w:space="708"/>
       <w:docGrid w:linePitch="360"/>
     </w:sectPr>
